--- a/manuscript/word_submission/Supplementary_Materials.docx
+++ b/manuscript/word_submission/Supplementary_Materials.docx
@@ -34,7 +34,7 @@
         <w:pStyle w:val="BodyText"/>
       </w:pPr>
       <w:r>
-        <w:t xml:space="preserve">Machine-readable versions of every table below, plus the full coded corpus, are in the archived research artifact (Zenodo v1.1, https://doi.org/10.5281/zenodo.22319864).</w:t>
+        <w:t>Machine-readable versions of every table below, plus the full coded corpus, are in the archived research artifact (Zenodo v1.0, https://doi.org/10.5281/zenodo.22325911).</w:t>
       </w:r>
     </w:p>
     <w:p>
